--- a/docs/reports/深镜智聘PPT核对意见.docx
+++ b/docs/reports/深镜智聘PPT核对意见.docx
@@ -1546,7 +1546,7 @@
               <w:t xml:space="preserve">条目</w:t>
             </w:r>
             <w:r>
-              <w:t xml:space="preserve"> 74011 </w:t>
+              <w:t xml:space="preserve"> 76222 </w:t>
             </w:r>
             <w:r>
               <w:rPr>
